--- a/flow/20230914_vu_template/drafts/2024-04-g/25-ЧТ-єв. Марка.docx
+++ b/flow/20230914_vu_template/drafts/2024-04-g/25-ЧТ-єв. Марка.docx
@@ -5929,6 +5929,83 @@
     </w:p>
     <w:p>
       <w:pPr>
+        <w:pStyle w:val="a"/>
+      </w:pPr>
+      <w:r>
+        <w:rPr>
+          <w:rFonts w:ascii="Times New Roman" w:hAnsi="Times New Roman"/>
+          <w:i/>
+          <w:color w:val="FF0000"/>
+          <w:sz w:val="24"/>
+        </w:rPr>
+        <w:t>Тропар (г. 3):</w:t>
+      </w:r>
+      <w:r>
+        <w:rPr>
+          <w:rFonts w:ascii="Times New Roman" w:hAnsi="Times New Roman"/>
+          <w:color w:val="FF0000"/>
+          <w:sz w:val="24"/>
+        </w:rPr>
+        <w:t xml:space="preserve"> </w:t>
+      </w:r>
+      <w:r>
+        <w:rPr>
+          <w:rFonts w:ascii="Times New Roman" w:hAnsi="Times New Roman"/>
+          <w:sz w:val="24"/>
+        </w:rPr>
+        <w:t>У верховного Петра ти навчався,* апостолом Христовим був ти, і як сонце, засяяв Ти країнам:* олександрійцям був ти прикрасою, блаженний,* Єгипет від лести через тебе звільнився,* євангельським твоїм ученням просвітив ти все, як світло, стовпе церковний.* Ради цього, пам’ять твою вшановуючи, світло празнуємо, Марку богогласний.* Моли Бога, що Його ти благовістуєш,* щоб прогрішень відпущення подав душам нашим.</w:t>
+      </w:r>
+    </w:p>
+    <w:p>
+      <w:pPr>
+        <w:pStyle w:val="a"/>
+      </w:pPr>
+      <w:r>
+        <w:rPr>
+          <w:rFonts w:ascii="Times New Roman" w:hAnsi="Times New Roman"/>
+          <w:b/>
+          <w:sz w:val="24"/>
+        </w:rPr>
+        <w:t xml:space="preserve">Слава, і нині: </w:t>
+      </w:r>
+      <w:r>
+        <w:rPr>
+          <w:rFonts w:ascii="Times New Roman" w:hAnsi="Times New Roman"/>
+          <w:i/>
+          <w:color w:val="FF0000"/>
+          <w:sz w:val="24"/>
+        </w:rPr>
+        <w:t xml:space="preserve">Богородичний (г. 3): </w:t>
+      </w:r>
+      <w:r>
+        <w:rPr>
+          <w:rFonts w:ascii="Times New Roman" w:hAnsi="Times New Roman"/>
+          <w:sz w:val="24"/>
+        </w:rPr>
+        <w:t xml:space="preserve">Пророки звістили, апостоли навчили,* мученики </w:t>
+      </w:r>
+      <w:r>
+        <w:rPr>
+          <w:rFonts w:ascii="Times New Roman" w:hAnsi="Times New Roman"/>
+          <w:sz w:val="24"/>
+        </w:rPr>
+        <w:t>ісповідували</w:t>
+      </w:r>
+      <w:r>
+        <w:rPr>
+          <w:rFonts w:ascii="Times New Roman" w:hAnsi="Times New Roman"/>
+          <w:sz w:val="24"/>
+        </w:rPr>
+        <w:t>, а ми повірили,* що ти справжня Богородиця,* тому й величаємо твоє несказанне різдво, Пречиста.</w:t>
+      </w:r>
+    </w:p>
+    <w:p>
+      <w:pPr>
+        <w:pStyle w:val="a"/>
+      </w:pPr>
+    </w:p>
+    <w:p>
+      <w:pPr>
         <w:pStyle w:val="Heading3"/>
         <w:spacing w:after="120" w:before="0" w:lineRule="auto"/>
         <w:jc w:val="center"/>
@@ -19814,6 +19891,69 @@
           <w:rtl w:val="0"/>
         </w:rPr>
       </w:r>
+    </w:p>
+    <w:p>
+      <w:pPr>
+        <w:pStyle w:val="a"/>
+      </w:pPr>
+      <w:r>
+        <w:rPr>
+          <w:rFonts w:ascii="Times New Roman" w:hAnsi="Times New Roman"/>
+          <w:i/>
+          <w:color w:val="FF0000"/>
+          <w:sz w:val="24"/>
+        </w:rPr>
+        <w:t>Тропар (г. 3):</w:t>
+      </w:r>
+      <w:r>
+        <w:rPr>
+          <w:rFonts w:ascii="Times New Roman" w:hAnsi="Times New Roman"/>
+          <w:color w:val="FF0000"/>
+          <w:sz w:val="24"/>
+        </w:rPr>
+        <w:t xml:space="preserve"> </w:t>
+      </w:r>
+      <w:r>
+        <w:rPr>
+          <w:rFonts w:ascii="Times New Roman" w:hAnsi="Times New Roman"/>
+          <w:sz w:val="24"/>
+        </w:rPr>
+        <w:t>У верховного Петра ти навчався,* апостолом Христовим був ти, і як сонце, засяяв Ти країнам:* олександрійцям був ти прикрасою, блаженний,* Єгипет від лести через тебе звільнився,* євангельським твоїм ученням просвітив ти все, як світло, стовпе церковний.* Ради цього, пам’ять твою вшановуючи, світло празнуємо, Марку богогласний.* Моли Бога, що Його ти благовістуєш,* щоб прогрішень відпущення подав душам нашим.</w:t>
+      </w:r>
+    </w:p>
+    <w:p>
+      <w:pPr>
+        <w:pStyle w:val="a"/>
+      </w:pPr>
+      <w:r>
+        <w:rPr>
+          <w:rFonts w:ascii="Times New Roman" w:hAnsi="Times New Roman"/>
+          <w:b/>
+          <w:sz w:val="24"/>
+        </w:rPr>
+        <w:t xml:space="preserve">Слава, і нині: </w:t>
+      </w:r>
+      <w:r>
+        <w:rPr>
+          <w:rFonts w:ascii="Times New Roman" w:hAnsi="Times New Roman"/>
+          <w:i/>
+          <w:color w:val="FF0000"/>
+          <w:sz w:val="24"/>
+        </w:rPr>
+        <w:t xml:space="preserve">Богородичний (г. 3): </w:t>
+      </w:r>
+      <w:r>
+        <w:rPr>
+          <w:rFonts w:ascii="Times New Roman" w:hAnsi="Times New Roman"/>
+          <w:sz w:val="24"/>
+        </w:rPr>
+        <w:t>Кожний, де спасається, туди і слушно прибігає.* Який же інший такий захист є, як ти, Богородице,* що охороняєш душі наші?</w:t>
+      </w:r>
+    </w:p>
+    <w:p>
+      <w:pPr>
+        <w:pStyle w:val="a"/>
+      </w:pPr>
     </w:p>
     <w:p>
       <w:pPr>
